--- a/ru/wisdom-stories/father-and-son.docx
+++ b/ru/wisdom-stories/father-and-son.docx
@@ -4,428 +4,225 @@
   <w:body>
     <w:p>
       <w:pPr>
-        <w:spacing w:before="0" w:after="60"/>
-        <w:jc w:val="left"/>
+        <w:pStyle w:val="Title"/>
       </w:pPr>
       <w:r>
-        <w:rPr>
-          <w:rFonts w:ascii="Arial" w:hAnsi="Arial" w:eastAsia="Arial"/>
-          <w:i w:val="0"/>
-          <w:color w:val="000000"/>
-          <w:sz w:val="52"/>
-        </w:rPr>
         <w:t>Отец и сын</w:t>
       </w:r>
     </w:p>
     <w:p>
-      <w:pPr>
-        <w:jc w:val="left"/>
-      </w:pPr>
+      <w:pPr/>
       <w:r>
-        <w:rPr>
-          <w:rFonts w:ascii="Arial" w:hAnsi="Arial" w:eastAsia="Arial"/>
-          <w:i w:val="0"/>
-          <w:color w:val="000000"/>
-          <w:sz w:val="22"/>
-        </w:rPr>
         <w:t>Сын ушел из дома после бурной ссоры с отцом. Отец, убитый горем, тоже был зол и запретил упоминать имя сына в доме. Мать же каждую ночь садилась на кровать сына и засыпала, вдыхая запах его подушки.</w:t>
       </w:r>
     </w:p>
     <w:p>
-      <w:pPr>
-        <w:jc w:val="left"/>
-      </w:pPr>
+      <w:pPr/>
       <w:r>
-        <w:rPr>
-          <w:rFonts w:ascii="Arial" w:hAnsi="Arial" w:eastAsia="Arial"/>
-          <w:i w:val="0"/>
-          <w:color w:val="000000"/>
-          <w:sz w:val="22"/>
-        </w:rPr>
         <w:t>— Я скучаю по сыну. Что я могу сделать? Пойдем найдем его и приведем домой, — сказала она, но отец не согласился.</w:t>
       </w:r>
     </w:p>
     <w:p>
       <w:pPr>
-        <w:jc w:val="left"/>
+        <w:spacing w:after="80"/>
       </w:pPr>
       <w:r>
-        <w:rPr>
-          <w:rFonts w:ascii="Arial" w:hAnsi="Arial" w:eastAsia="Arial"/>
-          <w:i w:val="0"/>
-          <w:color w:val="000000"/>
-          <w:sz w:val="22"/>
-        </w:rPr>
         <w:t>Прошло много времени.</w:t>
       </w:r>
     </w:p>
     <w:p>
-      <w:pPr>
-        <w:jc w:val="left"/>
-      </w:pPr>
+      <w:pPr/>
       <w:r>
-        <w:rPr>
-          <w:rFonts w:ascii="Arial" w:hAnsi="Arial" w:eastAsia="Arial"/>
-          <w:i w:val="0"/>
-          <w:color w:val="000000"/>
-          <w:sz w:val="22"/>
-        </w:rPr>
         <w:t>Однажды, увидев, что мать постоянно плачет, отец пожалел ее; он достал из кармана листок бумаги с адресом сына и протянул матери:</w:t>
       </w:r>
     </w:p>
     <w:p>
       <w:pPr>
-        <w:jc w:val="left"/>
+        <w:spacing w:after="80"/>
       </w:pPr>
       <w:r>
-        <w:rPr>
-          <w:rFonts w:ascii="Arial" w:hAnsi="Arial" w:eastAsia="Arial"/>
-          <w:i w:val="0"/>
-          <w:color w:val="000000"/>
-          <w:sz w:val="22"/>
-        </w:rPr>
-        <w:t>— Иди, ты можешь найти его по этому адресу, — сказал он. — Но никогда не говори ему, что я дал ему адрес.</w:t>
+        <w:t>— Иди, найдёшь его по этому адресу. Только не говори, что адрес дал я.</w:t>
+      </w:r>
+    </w:p>
+    <w:p>
+      <w:pPr/>
+      <w:r>
+        <w:t>Мать уже не слышала, что он говорил дальше. От радости она едва сдерживала слёзы. Быстро собравшись, она отправилась по указанному адресу и нашла ремонтную мастерскую. Сын работал там в комбинезоне. Несколько минут она смотрела на него издали, а потом подошла. Юноша, давно не получавший вестей из дома и уверенный, что о нём забыли, сначала растерялся, а затем крепко обнял мать.</w:t>
       </w:r>
     </w:p>
     <w:p>
       <w:pPr>
-        <w:jc w:val="left"/>
+        <w:spacing w:after="80"/>
       </w:pPr>
       <w:r>
-        <w:rPr>
-          <w:rFonts w:ascii="Arial" w:hAnsi="Arial" w:eastAsia="Arial"/>
-          <w:i w:val="0"/>
-          <w:color w:val="000000"/>
-          <w:sz w:val="22"/>
-        </w:rPr>
-        <w:t>Хотя отец сказал еще несколько слов, мать, казалось, не услышала его; в ее голове остался только адрес. Она была вне себя от радости. Она тут же собралась, отправилась в путь и добралась до адреса, написанного на бумаге. Это была ремонтная мастерская. Ее сын работал в комбинезоне. Мать несколько минут смотрела на сына со слезами на глазах, а затем наконец подошла к нему. Сын, долгое время не знавший о своей семье, думая, что все о нем забыли, сначала удивился, увидев мать, а затем крепко обнял ее.</w:t>
+        <w:t>Он расспросил о домашних и лишь под конец решился спросить об отце:</w:t>
       </w:r>
     </w:p>
     <w:p>
       <w:pPr>
-        <w:jc w:val="left"/>
+        <w:spacing w:after="80"/>
       </w:pPr>
       <w:r>
-        <w:rPr>
-          <w:rFonts w:ascii="Arial" w:hAnsi="Arial" w:eastAsia="Arial"/>
-          <w:i w:val="0"/>
-          <w:color w:val="000000"/>
-          <w:sz w:val="22"/>
-        </w:rPr>
-        <w:t>Он спрашивал всех, кроме отца, как у него дела, и наконец:</w:t>
+        <w:t>— А он как? Всё ещё сердится?</w:t>
       </w:r>
     </w:p>
     <w:p>
       <w:pPr>
-        <w:jc w:val="left"/>
+        <w:spacing w:after="80"/>
       </w:pPr>
       <w:r>
-        <w:rPr>
-          <w:rFonts w:ascii="Arial" w:hAnsi="Arial" w:eastAsia="Arial"/>
-          <w:i w:val="0"/>
-          <w:color w:val="000000"/>
-          <w:sz w:val="22"/>
-        </w:rPr>
-        <w:t>— Как этот мужчина, он все еще злится? — спросил он мать.</w:t>
-      </w:r>
-    </w:p>
-    <w:p>
-      <w:pPr>
-        <w:jc w:val="left"/>
-      </w:pPr>
-      <w:r>
-        <w:rPr>
-          <w:rFonts w:ascii="Arial" w:hAnsi="Arial" w:eastAsia="Arial"/>
-          <w:i w:val="0"/>
-          <w:color w:val="000000"/>
-          <w:sz w:val="22"/>
-        </w:rPr>
         <w:t>Мать оставила этот вопрос без ответа:</w:t>
       </w:r>
     </w:p>
     <w:p>
       <w:pPr>
-        <w:jc w:val="left"/>
+        <w:spacing w:after="80"/>
       </w:pPr>
       <w:r>
-        <w:rPr>
-          <w:rFonts w:ascii="Arial" w:hAnsi="Arial" w:eastAsia="Arial"/>
-          <w:i w:val="0"/>
-          <w:color w:val="000000"/>
-          <w:sz w:val="22"/>
-        </w:rPr>
-        <w:t>— Пойдем, сынок, домой, — сказал он.</w:t>
+        <w:t>— Пойдём домой, сынок.</w:t>
       </w:r>
     </w:p>
     <w:p>
-      <w:pPr>
-        <w:jc w:val="left"/>
-      </w:pPr>
+      <w:pPr/>
       <w:r>
-        <w:rPr>
-          <w:rFonts w:ascii="Arial" w:hAnsi="Arial" w:eastAsia="Arial"/>
-          <w:i w:val="0"/>
-          <w:color w:val="000000"/>
-          <w:sz w:val="22"/>
-        </w:rPr>
-        <w:t>— Нет, мама, я не пойду. Я не могу снова жить в одном доме с этим мужчиной, — сказал он и направился к работе.</w:t>
+        <w:t>— Нет, мама, я не вернусь. Не могу жить с ним под одной крышей, — ответил сын и снова взялся за работу.</w:t>
       </w:r>
     </w:p>
     <w:p>
-      <w:pPr>
-        <w:jc w:val="left"/>
-      </w:pPr>
+      <w:pPr/>
       <w:r>
-        <w:rPr>
-          <w:rFonts w:ascii="Arial" w:hAnsi="Arial" w:eastAsia="Arial"/>
-          <w:i w:val="0"/>
-          <w:color w:val="000000"/>
-          <w:sz w:val="22"/>
-        </w:rPr>
         <w:t>Мать, которая некоторое время наблюдала за сыном, позвала его, чтобы дать ему приготовленные сладости.</w:t>
       </w:r>
     </w:p>
     <w:p>
       <w:pPr>
-        <w:jc w:val="left"/>
+        <w:spacing w:after="80"/>
       </w:pPr>
       <w:r>
-        <w:rPr>
-          <w:rFonts w:ascii="Arial" w:hAnsi="Arial" w:eastAsia="Arial"/>
-          <w:i w:val="0"/>
-          <w:color w:val="000000"/>
-          <w:sz w:val="22"/>
-        </w:rPr>
         <w:t>Сын взял подарок:</w:t>
       </w:r>
     </w:p>
     <w:p>
-      <w:pPr>
-        <w:jc w:val="left"/>
-      </w:pPr>
+      <w:pPr/>
       <w:r>
-        <w:rPr>
-          <w:rFonts w:ascii="Arial" w:hAnsi="Arial" w:eastAsia="Arial"/>
-          <w:i w:val="0"/>
-          <w:color w:val="000000"/>
-          <w:sz w:val="22"/>
-        </w:rPr>
-        <w:t>— Что случилось, мама, не настаивай, я не пойду. — Я не могу жить в одном доме с мужчиной, который меня ни разу не искал, который мной не интересуется, — сказал он.</w:t>
+        <w:t>— Мама, не уговаривай. Он ни разу меня не искал, ни разу не поинтересовался, как я живу. Я не вернусь.</w:t>
       </w:r>
     </w:p>
     <w:p>
       <w:pPr>
-        <w:jc w:val="left"/>
+        <w:spacing w:after="80"/>
       </w:pPr>
       <w:r>
-        <w:rPr>
-          <w:rFonts w:ascii="Arial" w:hAnsi="Arial" w:eastAsia="Arial"/>
-          <w:i w:val="0"/>
-          <w:color w:val="000000"/>
-          <w:sz w:val="22"/>
-        </w:rPr>
         <w:t>Мать, склонив голову, сказала:</w:t>
       </w:r>
     </w:p>
     <w:p>
-      <w:pPr>
-        <w:jc w:val="left"/>
-      </w:pPr>
+      <w:pPr/>
       <w:r>
-        <w:rPr>
-          <w:rFonts w:ascii="Arial" w:hAnsi="Arial" w:eastAsia="Arial"/>
-          <w:i w:val="0"/>
-          <w:color w:val="000000"/>
-          <w:sz w:val="22"/>
-        </w:rPr>
-        <w:t>— Ну, сынок, лучше тебе знать. Я вижу, что твоё решение твёрдое, ты не вернёшься домой. Но отец велел тебе держаться подальше от человека, с которым ты дружишь последний месяц — он тебе ничем не поможет. Пусть помирится со своим старым другом, — сказал он.</w:t>
+        <w:t>— Что ж, сынок, тебе решать. Вижу, ты твёрдо стоишь на своём. Только отец просил передать: держись подальше от человека, с которым ты подружился месяц назад. До добра он не доведёт. Лучше помирись со старым другом.</w:t>
       </w:r>
     </w:p>
     <w:p>
       <w:pPr>
-        <w:jc w:val="left"/>
+        <w:spacing w:after="80"/>
       </w:pPr>
       <w:r>
-        <w:rPr>
-          <w:rFonts w:ascii="Arial" w:hAnsi="Arial" w:eastAsia="Arial"/>
-          <w:i w:val="0"/>
-          <w:color w:val="000000"/>
-          <w:sz w:val="22"/>
-        </w:rPr>
         <w:t>Услышав это, сын замер в изумлении.</w:t>
       </w:r>
     </w:p>
     <w:p>
       <w:pPr>
-        <w:jc w:val="left"/>
+        <w:spacing w:after="80"/>
       </w:pPr>
       <w:r>
-        <w:rPr>
-          <w:rFonts w:ascii="Arial" w:hAnsi="Arial" w:eastAsia="Arial"/>
-          <w:i w:val="0"/>
-          <w:color w:val="000000"/>
-          <w:sz w:val="22"/>
-        </w:rPr>
         <w:t>Мать вернулась домой и упрекнула отца:</w:t>
       </w:r>
     </w:p>
     <w:p>
       <w:pPr>
-        <w:jc w:val="left"/>
+        <w:spacing w:after="80"/>
       </w:pPr>
       <w:r>
-        <w:rPr>
-          <w:rFonts w:ascii="Arial" w:hAnsi="Arial" w:eastAsia="Arial"/>
-          <w:i w:val="0"/>
-          <w:color w:val="000000"/>
-          <w:sz w:val="22"/>
-        </w:rPr>
-        <w:t>— Мужик, если ты знал, где он, почему ты скрывал это от меня? Так вот почему ты был так спокоен?</w:t>
+        <w:t>— Если ты знал, где он, почему молчал? Вот отчего ты был так спокоен!</w:t>
       </w:r>
     </w:p>
     <w:p>
       <w:pPr>
-        <w:jc w:val="left"/>
+        <w:spacing w:after="80"/>
       </w:pPr>
       <w:r>
-        <w:rPr>
-          <w:rFonts w:ascii="Arial" w:hAnsi="Arial" w:eastAsia="Arial"/>
-          <w:i w:val="0"/>
-          <w:color w:val="000000"/>
-          <w:sz w:val="22"/>
-        </w:rPr>
-        <w:t>Отец, который всегда казался нервным, разрыдался, слёзы потекли из его глаз:</w:t>
+        <w:t>Отец больше не смог сдерживаться и заплакал:</w:t>
       </w:r>
     </w:p>
     <w:p>
       <w:pPr>
-        <w:jc w:val="left"/>
+        <w:spacing w:after="80"/>
       </w:pPr>
       <w:r>
-        <w:rPr>
-          <w:rFonts w:ascii="Arial" w:hAnsi="Arial" w:eastAsia="Arial"/>
-          <w:i w:val="0"/>
-          <w:color w:val="000000"/>
-          <w:sz w:val="22"/>
-        </w:rPr>
-        <w:t>— Он моя душа, моя душа, — сказал он.</w:t>
+        <w:t>— Да он же душа моя, родной сын…</w:t>
       </w:r>
     </w:p>
     <w:p>
       <w:pPr>
-        <w:jc w:val="left"/>
+        <w:spacing w:after="80"/>
       </w:pPr>
       <w:r>
-        <w:rPr>
-          <w:rFonts w:ascii="Arial" w:hAnsi="Arial" w:eastAsia="Arial"/>
-          <w:i w:val="0"/>
-          <w:color w:val="000000"/>
-          <w:sz w:val="22"/>
-        </w:rPr>
         <w:t>— Как давно ты знаешь? — спросила мать.</w:t>
       </w:r>
     </w:p>
     <w:p>
-      <w:pPr>
-        <w:jc w:val="left"/>
-      </w:pPr>
+      <w:pPr/>
       <w:r>
-        <w:rPr>
-          <w:rFonts w:ascii="Arial" w:hAnsi="Arial" w:eastAsia="Arial"/>
-          <w:i w:val="0"/>
-          <w:color w:val="000000"/>
-          <w:sz w:val="22"/>
-        </w:rPr>
-        <w:t>— С тех пор, как он ушёл. Иногда во время обеденного перерыва я издалека подходил и смотрел, что он ест и пьет. Именно поэтому я иногда поздно возвращался домой: вечером я присматривал за сыном, смотрел, что он делает, с кем сидит, — ответил отец.</w:t>
+        <w:t>— С самого первого дня. Иногда в обед я приходил к мастерской, смотрел издали, поел ли он. А по вечерам задерживался, чтобы узнать, как он живёт и с кем проводит время.</w:t>
       </w:r>
     </w:p>
     <w:p>
       <w:pPr>
-        <w:jc w:val="left"/>
+        <w:spacing w:after="80"/>
       </w:pPr>
       <w:r>
-        <w:rPr>
-          <w:rFonts w:ascii="Arial" w:hAnsi="Arial" w:eastAsia="Arial"/>
-          <w:i w:val="0"/>
-          <w:color w:val="000000"/>
-          <w:sz w:val="22"/>
-        </w:rPr>
         <w:t>Пока старшие обнимались и плакали, в дверь постучали. Мать вытерла слезы и пошла открывать.</w:t>
       </w:r>
     </w:p>
     <w:p>
       <w:pPr>
-        <w:jc w:val="left"/>
+        <w:keepNext/>
       </w:pPr>
       <w:r>
-        <w:rPr>
-          <w:rFonts w:ascii="Arial" w:hAnsi="Arial" w:eastAsia="Arial"/>
-          <w:i w:val="0"/>
-          <w:color w:val="000000"/>
-          <w:sz w:val="22"/>
-        </w:rPr>
-        <w:t>Сын вернулся домой. Он поцеловал руки родителей и обнял их. Он понял — отец, которого он считал забытым, вырванным из сердца, на самом деле никогда не отводил глаз от сына.</w:t>
+        <w:t>На пороге стоял сын. Он поцеловал руки родителей и обнял их. Теперь он знал: отец не вычеркнул его из сердца и всё это время заботился о нём.</w:t>
       </w:r>
     </w:p>
     <w:p>
       <w:pPr>
-        <w:pStyle w:val="Moral"/>
         <w:keepNext/>
         <w:keepLines/>
-        <w:widowControl/>
-        <w:spacing w:before="240" w:after="180" w:line="283" w:lineRule="auto"/>
-        <w:ind w:left="240" w:right="240"/>
-        <w:jc w:val="left"/>
-        <w:pBdr>
-          <w:top w:val="single" w:sz="8" w:space="7" w:color="E8D59A"/>
-          <w:left w:val="single" w:sz="32" w:space="11" w:color="C6A23A"/>
-          <w:bottom w:val="single" w:sz="8" w:space="7" w:color="E8D59A"/>
-          <w:right w:val="single" w:sz="8" w:space="11" w:color="E8D59A"/>
-        </w:pBdr>
-        <w:shd w:val="clear" w:color="auto" w:fill="FFF8E1"/>
+        <w:spacing w:before="160"/>
       </w:pPr>
       <w:r>
         <w:rPr>
-          <w:rFonts w:ascii="Arial" w:hAnsi="Arial" w:eastAsia="Arial" w:cs="Arial"/>
           <w:b/>
-          <w:i w:val="0"/>
-          <w:color w:val="9A7417"/>
-          <w:sz w:val="22"/>
         </w:rPr>
-        <w:t xml:space="preserve">Мораль: </w:t>
+        <w:t>Мораль:</w:t>
       </w:r>
       <w:r>
-        <w:rPr>
-          <w:rFonts w:ascii="Arial" w:hAnsi="Arial" w:eastAsia="Arial" w:cs="Arial"/>
-          <w:b w:val="0"/>
-          <w:i w:val="0"/>
-          <w:color w:val="3F3826"/>
-          <w:sz w:val="22"/>
-        </w:rPr>
-        <w:t>Не скрывай свою любовь, показывай ее. Иногда своевременный шаг может предотвратить годы обиды.</w:t>
+        <w:t xml:space="preserve"> Не скрывай свою любовь, показывай ее. Иногда своевременный шаг может предотвратить годы обиды.</w:t>
       </w:r>
     </w:p>
     <w:p>
       <w:pPr>
-        <w:keepLines/>
-        <w:widowControl/>
-        <w:spacing w:before="60" w:after="0" w:line="240" w:lineRule="auto"/>
-        <w:jc w:val="right"/>
+        <w:spacing w:after="80"/>
       </w:pPr>
       <w:r>
         <w:rPr>
-          <w:rFonts w:ascii="Arial" w:hAnsi="Arial" w:eastAsia="Arial" w:cs="Arial"/>
-          <w:b w:val="0"/>
           <w:i/>
-          <w:color w:val="8A7950"/>
-          <w:sz w:val="17"/>
+          <w:sz w:val="18"/>
         </w:rPr>
         <w:t>«История взята из открытых источников Интернета.»</w:t>
       </w:r>
     </w:p>
     <w:sectPr>
-      <w:pgSz w:w="12240" w:h="15840"/>
-      <w:pgMar w:top="1440" w:right="1440" w:bottom="1440" w:left="1440" w:header="708" w:footer="708" w:gutter="0"/>
+      <w:pgSz w:w="11909" w:h="16834"/>
+      <w:pgMar w:top="1152" w:right="1224" w:bottom="1152" w:left="1224" w:header="720" w:footer="720" w:gutter="0"/>
       <w:cols w:space="720"/>
       <w:docGrid w:linePitch="360"/>
     </w:sectPr>
@@ -797,12 +594,14 @@
     <w:qFormat/>
     <w:rsid w:val="00FC693F"/>
     <w:pPr>
-      <w:spacing w:before="0" w:after="160" w:line="276" w:lineRule="auto"/>
+      <w:widowControl/>
+      <w:spacing w:after="120" w:line="269" w:lineRule="auto"/>
     </w:pPr>
     <w:rPr>
-      <w:rFonts w:ascii="Arial" w:hAnsi="Arial" w:eastAsia="Arial"/>
+      <w:rFonts w:ascii="Arial" w:hAnsi="Arial"/>
       <w:color w:val="000000"/>
       <w:sz w:val="22"/>
+      <w:lang w:val="ru-RU"/>
     </w:rPr>
   </w:style>
   <w:style w:type="paragraph" w:styleId="Header">
@@ -1146,18 +945,20 @@
     <w:qFormat/>
     <w:rsid w:val="00FC693F"/>
     <w:pPr>
+      <w:keepNext/>
       <w:pBdr>
         <w:bottom w:val="single" w:sz="8" w:space="4" w:color="4F81BD" w:themeColor="accent1"/>
       </w:pBdr>
-      <w:spacing w:after="300" w:line="240" w:lineRule="auto"/>
+      <w:spacing w:after="280" w:line="240" w:lineRule="auto"/>
       <w:contextualSpacing/>
     </w:pPr>
     <w:rPr>
-      <w:rFonts w:asciiTheme="majorHAnsi" w:eastAsiaTheme="majorEastAsia" w:hAnsiTheme="majorHAnsi" w:cstheme="majorBidi"/>
-      <w:color w:val="17365D" w:themeColor="text2" w:themeShade="BF"/>
+      <w:rFonts w:asciiTheme="majorHAnsi" w:eastAsiaTheme="majorEastAsia" w:hAnsiTheme="majorHAnsi" w:cstheme="majorBidi" w:ascii="Arial" w:hAnsi="Arial"/>
+      <w:b/>
+      <w:color w:val="000000"/>
       <w:spacing w:val="5"/>
       <w:kern w:val="28"/>
-      <w:sz w:val="52"/>
+      <w:sz w:val="34"/>
       <w:szCs w:val="52"/>
     </w:rPr>
   </w:style>
@@ -12486,18 +12287,6 @@
         <w:shd w:val="clear" w:color="auto" w:fill="FBCAA2" w:themeFill="accent6" w:themeFillTint="7F"/>
       </w:tcPr>
     </w:tblStylePr>
-  </w:style>
-  <w:style w:type="paragraph" w:customStyle="1" w:styleId="Moral">
-    <w:name w:val="Moral"/>
-    <w:basedOn w:val="Normal"/>
-    <w:pPr>
-      <w:spacing w:before="160" w:after="0" w:line="276" w:lineRule="auto"/>
-    </w:pPr>
-    <w:rPr>
-      <w:rFonts w:ascii="Arial" w:hAnsi="Arial" w:eastAsia="Arial"/>
-      <w:i/>
-      <w:sz w:val="22"/>
-    </w:rPr>
   </w:style>
 </w:styles>
 </file>

--- a/ru/wisdom-stories/father-and-son.docx
+++ b/ru/wisdom-stories/father-and-son.docx
@@ -19,7 +19,7 @@
     <w:p>
       <w:pPr/>
       <w:r>
-        <w:t>— Я скучаю по сыну. Что я могу сделать? Пойдем найдем его и приведем домой, — сказала она, но отец не согласился.</w:t>
+        <w:t>— Я скучаю по сыну. Прошу тебя, пойдём найдём его и приведем домой, — сказала она, но отец не согласился.</w:t>
       </w:r>
     </w:p>
     <w:p>
@@ -47,7 +47,7 @@
     <w:p>
       <w:pPr/>
       <w:r>
-        <w:t>Мать уже не слышала, что он говорил дальше. От радости она едва сдерживала слёзы. Быстро собравшись, она отправилась по указанному адресу и нашла ремонтную мастерскую. Сын работал там в комбинезоне. Несколько минут она смотрела на него издали, а потом подошла. Юноша, давно не получавший вестей из дома и уверенный, что о нём забыли, сначала растерялся, а затем крепко обнял мать.</w:t>
+        <w:t>Отец сказал ещё несколько слов, но мать словно не слышала его: в уме остался только адрес. От радости она летела. Быстро собравшись, она отправилась по указанному адресу и нашла ремонтную мастерскую. Сын работал там в комбинезоне. Несколько минут она смотрела на него со слезами на глазах, а потом подошла. Юноша, давно не получавший вестей из дома и уверенный, что о нём забыли, сначала растерялся, а затем крепко обнял мать.</w:t>
       </w:r>
     </w:p>
     <w:p>
@@ -55,7 +55,7 @@
         <w:spacing w:after="80"/>
       </w:pPr>
       <w:r>
-        <w:t>Он расспросил о домашних и лишь под конец решился спросить об отце:</w:t>
+        <w:t>Он расспросил обо всех, кроме отца, и лишь под конец:</w:t>
       </w:r>
     </w:p>
     <w:p>
@@ -63,7 +63,7 @@
         <w:spacing w:after="80"/>
       </w:pPr>
       <w:r>
-        <w:t>— А он как? Всё ещё сердится?</w:t>
+        <w:t>— А тот человек как? Всё ещё сердится?</w:t>
       </w:r>
     </w:p>
     <w:p>
@@ -119,7 +119,7 @@
     <w:p>
       <w:pPr/>
       <w:r>
-        <w:t>— Что ж, сынок, тебе решать. Вижу, ты твёрдо стоишь на своём. Только отец просил передать: держись подальше от человека, с которым ты подружился месяц назад. До добра он не доведёт. Лучше помирись со старым другом.</w:t>
+        <w:t>— Что ж, сынок, тебе решать. Вижу, ты твёрдо стоишь на своём. Только отец просил передать: держись подальше от человека, с которым ты дружишь последний месяц. До добра он не доведёт. Лучше помирись со старым другом.</w:t>
       </w:r>
     </w:p>
     <w:p>
@@ -151,7 +151,7 @@
         <w:spacing w:after="80"/>
       </w:pPr>
       <w:r>
-        <w:t>Отец больше не смог сдерживаться и заплакал:</w:t>
+        <w:t>Отец, который всегда казался раздражённым, смягчился, и из его глаз потекли слёзы:</w:t>
       </w:r>
     </w:p>
     <w:p>
@@ -159,7 +159,7 @@
         <w:spacing w:after="80"/>
       </w:pPr>
       <w:r>
-        <w:t>— Да он же душа моя, родной сын…</w:t>
+        <w:t>— Он моя душа, душа моя…</w:t>
       </w:r>
     </w:p>
     <w:p>
@@ -173,7 +173,7 @@
     <w:p>
       <w:pPr/>
       <w:r>
-        <w:t>— С самого первого дня. Иногда в обед я приходил к мастерской, смотрел издали, поел ли он. А по вечерам задерживался, чтобы узнать, как он живёт и с кем проводит время.</w:t>
+        <w:t>— С самого первого дня. Иногда в обед я приходил и смотрел издали, что он ест и пьёт. Иногда я поздно возвращался домой именно поэтому: по вечерам я уходил и следил за нашим сыном, чтобы знать, что он делает и с кем бывает.</w:t>
       </w:r>
     </w:p>
     <w:p>
@@ -189,7 +189,7 @@
         <w:keepNext/>
       </w:pPr>
       <w:r>
-        <w:t>На пороге стоял сын. Он поцеловал руки родителей и обнял их. Теперь он знал: отец не вычеркнул его из сердца и всё это время заботился о нём.</w:t>
+        <w:t>На пороге стоял сын. Он поцеловал руки родителей и обнял их. Теперь он знал: отец не забывал его и ни на миг не сводил с него глаз.</w:t>
       </w:r>
     </w:p>
     <w:p>
@@ -202,11 +202,9 @@
         <w:rPr>
           <w:b/>
         </w:rPr>
-        <w:t>Мораль:</w:t>
+        <w:t>Мораль: Не скрывай свою любовь, показывай ее. Иногда своевременный шаг может предотвратить годы обиды.</w:t>
       </w:r>
-      <w:r>
-        <w:t xml:space="preserve"> Не скрывай свою любовь, показывай ее. Иногда своевременный шаг может предотвратить годы обиды.</w:t>
-      </w:r>
+      <w:r/>
     </w:p>
     <w:p>
       <w:pPr>
@@ -217,7 +215,7 @@
           <w:i/>
           <w:sz w:val="18"/>
         </w:rPr>
-        <w:t>«История взята из открытых источников Интернета.»</w:t>
+        <w:t>Рассказы взяты из открытых интернет-источников, а иллюстрации созданы с помощью ИИ.</w:t>
       </w:r>
     </w:p>
     <w:sectPr>
